--- a/FS_Online Business Dashboard.docx
+++ b/FS_Online Business Dashboard.docx
@@ -703,11 +703,19 @@
         </w:numPr>
         <w:spacing w:after="120" w:line="276" w:lineRule="auto"/>
       </w:pPr>
+      <w:proofErr w:type="spellStart"/>
       <w:r>
         <w:rPr>
           <w:rFonts w:eastAsia="Calibri" w:cs="Times New Roman"/>
         </w:rPr>
-        <w:t xml:space="preserve">Avibuyer </w:t>
+        <w:t>Avibuyer</w:t>
+      </w:r>
+      <w:proofErr w:type="spellEnd"/>
+      <w:r>
+        <w:rPr>
+          <w:rFonts w:eastAsia="Calibri" w:cs="Times New Roman"/>
+        </w:rPr>
+        <w:t xml:space="preserve"> </w:t>
       </w:r>
     </w:p>
     <w:p>
@@ -767,11 +775,19 @@
         </w:numPr>
         <w:spacing w:after="120" w:line="276" w:lineRule="auto"/>
       </w:pPr>
+      <w:proofErr w:type="spellStart"/>
       <w:r>
         <w:rPr>
           <w:rFonts w:eastAsia="Calibri" w:cs="Times New Roman"/>
         </w:rPr>
-        <w:t xml:space="preserve">Dataplast </w:t>
+        <w:t>Dataplast</w:t>
+      </w:r>
+      <w:proofErr w:type="spellEnd"/>
+      <w:r>
+        <w:rPr>
+          <w:rFonts w:eastAsia="Calibri" w:cs="Times New Roman"/>
+        </w:rPr>
+        <w:t xml:space="preserve"> </w:t>
       </w:r>
     </w:p>
     <w:p>
@@ -783,11 +799,19 @@
         </w:numPr>
         <w:spacing w:after="120" w:line="276" w:lineRule="auto"/>
       </w:pPr>
+      <w:proofErr w:type="spellStart"/>
       <w:r>
         <w:rPr>
           <w:rFonts w:eastAsia="Calibri" w:cs="Times New Roman"/>
         </w:rPr>
-        <w:t xml:space="preserve">PharmAssist </w:t>
+        <w:t>PharmAssist</w:t>
+      </w:r>
+      <w:proofErr w:type="spellEnd"/>
+      <w:r>
+        <w:rPr>
+          <w:rFonts w:eastAsia="Calibri" w:cs="Times New Roman"/>
+        </w:rPr>
+        <w:t xml:space="preserve"> </w:t>
       </w:r>
     </w:p>
     <w:p>
@@ -950,7 +974,21 @@
         <w:rPr>
           <w:rFonts w:eastAsia="Calibri" w:cs="Times New Roman"/>
         </w:rPr>
-        <w:t>`) and visual color coding (Green for positive variance, Red for negative variance).</w:t>
+        <w:t xml:space="preserve">`) and visual </w:t>
+      </w:r>
+      <w:proofErr w:type="spellStart"/>
+      <w:r>
+        <w:rPr>
+          <w:rFonts w:eastAsia="Calibri" w:cs="Times New Roman"/>
+        </w:rPr>
+        <w:t>color</w:t>
+      </w:r>
+      <w:proofErr w:type="spellEnd"/>
+      <w:r>
+        <w:rPr>
+          <w:rFonts w:eastAsia="Calibri" w:cs="Times New Roman"/>
+        </w:rPr>
+        <w:t xml:space="preserve"> coding (Green for positive variance, Red for negative variance).</w:t>
       </w:r>
     </w:p>
     <w:p>
@@ -1104,7 +1142,55 @@
                 <w:sz w:val="20"/>
                 <w:szCs w:val="20"/>
               </w:rPr>
-              <w:t>Pharmacy Management System (e.g., Dataplast, Cambrian, Cascade, Avibuyer, PharmAssist, Victoria)</w:t>
+              <w:t xml:space="preserve">Pharmacy Management System (e.g., </w:t>
+            </w:r>
+            <w:proofErr w:type="spellStart"/>
+            <w:r>
+              <w:rPr>
+                <w:sz w:val="20"/>
+                <w:szCs w:val="20"/>
+              </w:rPr>
+              <w:t>Dataplast</w:t>
+            </w:r>
+            <w:proofErr w:type="spellEnd"/>
+            <w:r>
+              <w:rPr>
+                <w:sz w:val="20"/>
+                <w:szCs w:val="20"/>
+              </w:rPr>
+              <w:t xml:space="preserve">, Cambrian, Cascade, </w:t>
+            </w:r>
+            <w:proofErr w:type="spellStart"/>
+            <w:r>
+              <w:rPr>
+                <w:sz w:val="20"/>
+                <w:szCs w:val="20"/>
+              </w:rPr>
+              <w:t>Avibuyer</w:t>
+            </w:r>
+            <w:proofErr w:type="spellEnd"/>
+            <w:r>
+              <w:rPr>
+                <w:sz w:val="20"/>
+                <w:szCs w:val="20"/>
+              </w:rPr>
+              <w:t xml:space="preserve">, </w:t>
+            </w:r>
+            <w:proofErr w:type="spellStart"/>
+            <w:r>
+              <w:rPr>
+                <w:sz w:val="20"/>
+                <w:szCs w:val="20"/>
+              </w:rPr>
+              <w:t>PharmAssist</w:t>
+            </w:r>
+            <w:proofErr w:type="spellEnd"/>
+            <w:r>
+              <w:rPr>
+                <w:sz w:val="20"/>
+                <w:szCs w:val="20"/>
+              </w:rPr>
+              <w:t>, Victoria)</w:t>
             </w:r>
           </w:p>
         </w:tc>
@@ -1379,7 +1465,39 @@
                 <w:sz w:val="20"/>
                 <w:szCs w:val="20"/>
               </w:rPr>
-              <w:t>Gross Margin Percentage: `(Profit / Sales)  100`</w:t>
+              <w:t xml:space="preserve">Gross Margin Percentage: </w:t>
+            </w:r>
+            <w:proofErr w:type="gramStart"/>
+            <w:r>
+              <w:rPr>
+                <w:sz w:val="20"/>
+                <w:szCs w:val="20"/>
+              </w:rPr>
+              <w:t>`(</w:t>
+            </w:r>
+            <w:proofErr w:type="gramEnd"/>
+            <w:r>
+              <w:rPr>
+                <w:sz w:val="20"/>
+                <w:szCs w:val="20"/>
+              </w:rPr>
+              <w:t xml:space="preserve">Profit / </w:t>
+            </w:r>
+            <w:proofErr w:type="gramStart"/>
+            <w:r>
+              <w:rPr>
+                <w:sz w:val="20"/>
+                <w:szCs w:val="20"/>
+              </w:rPr>
+              <w:t>Sales)  100</w:t>
+            </w:r>
+            <w:proofErr w:type="gramEnd"/>
+            <w:r>
+              <w:rPr>
+                <w:sz w:val="20"/>
+                <w:szCs w:val="20"/>
+              </w:rPr>
+              <w:t>`</w:t>
             </w:r>
           </w:p>
         </w:tc>
@@ -2185,7 +2303,19 @@
         <w:rPr>
           <w:rFonts w:eastAsia="Calibri" w:cs="Times New Roman"/>
         </w:rPr>
-        <w:t>Users can dynamically slice and dice data across the entire Online Business module using the top filter bar:</w:t>
+        <w:t xml:space="preserve">Users can dynamically </w:t>
+      </w:r>
+      <w:r>
+        <w:rPr>
+          <w:rFonts w:eastAsia="Calibri" w:cs="Times New Roman"/>
+        </w:rPr>
+        <w:t xml:space="preserve">change the </w:t>
+      </w:r>
+      <w:r>
+        <w:rPr>
+          <w:rFonts w:eastAsia="Calibri" w:cs="Times New Roman"/>
+        </w:rPr>
+        <w:t>data across the entire Online Business module using the top filter bar:</w:t>
       </w:r>
     </w:p>
     <w:p>
@@ -2811,7 +2941,23 @@
                 <w:sz w:val="20"/>
                 <w:szCs w:val="20"/>
               </w:rPr>
-              <w:t>Provides an immediate graphical representation of channel revenue distribution to identify leading ordering streams and shifts in customer ordering behavior.</w:t>
+              <w:t xml:space="preserve">Provides an immediate graphical representation of channel revenue distribution to identify leading ordering streams and shifts in customer ordering </w:t>
+            </w:r>
+            <w:proofErr w:type="spellStart"/>
+            <w:r>
+              <w:rPr>
+                <w:sz w:val="20"/>
+                <w:szCs w:val="20"/>
+              </w:rPr>
+              <w:t>behavior</w:t>
+            </w:r>
+            <w:proofErr w:type="spellEnd"/>
+            <w:r>
+              <w:rPr>
+                <w:sz w:val="20"/>
+                <w:szCs w:val="20"/>
+              </w:rPr>
+              <w:t>.</w:t>
             </w:r>
           </w:p>
         </w:tc>
@@ -3056,7 +3202,55 @@
                 <w:sz w:val="20"/>
                 <w:szCs w:val="20"/>
               </w:rPr>
-              <w:t>Displays the name of the channel (e.g., Avibuyer, Cambrian, Cascade, DC, Dataplast, PharmAssist, Rest PMRs, Telesales, Victoria, Website).</w:t>
+              <w:t xml:space="preserve">Displays the name of the channel (e.g., </w:t>
+            </w:r>
+            <w:proofErr w:type="spellStart"/>
+            <w:r>
+              <w:rPr>
+                <w:sz w:val="20"/>
+                <w:szCs w:val="20"/>
+              </w:rPr>
+              <w:t>Avibuyer</w:t>
+            </w:r>
+            <w:proofErr w:type="spellEnd"/>
+            <w:r>
+              <w:rPr>
+                <w:sz w:val="20"/>
+                <w:szCs w:val="20"/>
+              </w:rPr>
+              <w:t xml:space="preserve">, Cambrian, Cascade, DC, </w:t>
+            </w:r>
+            <w:proofErr w:type="spellStart"/>
+            <w:r>
+              <w:rPr>
+                <w:sz w:val="20"/>
+                <w:szCs w:val="20"/>
+              </w:rPr>
+              <w:t>Dataplast</w:t>
+            </w:r>
+            <w:proofErr w:type="spellEnd"/>
+            <w:r>
+              <w:rPr>
+                <w:sz w:val="20"/>
+                <w:szCs w:val="20"/>
+              </w:rPr>
+              <w:t xml:space="preserve">, </w:t>
+            </w:r>
+            <w:proofErr w:type="spellStart"/>
+            <w:r>
+              <w:rPr>
+                <w:sz w:val="20"/>
+                <w:szCs w:val="20"/>
+              </w:rPr>
+              <w:t>PharmAssist</w:t>
+            </w:r>
+            <w:proofErr w:type="spellEnd"/>
+            <w:r>
+              <w:rPr>
+                <w:sz w:val="20"/>
+                <w:szCs w:val="20"/>
+              </w:rPr>
+              <w:t>, Rest PMRs, Telesales, Victoria, Website).</w:t>
             </w:r>
           </w:p>
         </w:tc>
@@ -3145,36 +3339,86 @@
                 <w:sz w:val="20"/>
                 <w:szCs w:val="20"/>
               </w:rPr>
-              <w:t>Logic: `ROUND((Individual_</w:t>
-            </w:r>
+              <w:t>Logic: `</w:t>
+            </w:r>
+            <w:proofErr w:type="gramStart"/>
             <w:r>
               <w:rPr>
                 <w:sz w:val="20"/>
                 <w:szCs w:val="20"/>
               </w:rPr>
-              <w:t>Channel</w:t>
-            </w:r>
+              <w:t>ROUND(</w:t>
+            </w:r>
+            <w:proofErr w:type="gramEnd"/>
             <w:r>
               <w:rPr>
                 <w:sz w:val="20"/>
                 <w:szCs w:val="20"/>
               </w:rPr>
-              <w:t xml:space="preserve">_Sales / Total_Sales) </w:t>
-            </w:r>
+              <w:t>(</w:t>
+            </w:r>
+            <w:proofErr w:type="spellStart"/>
             <w:r>
               <w:rPr>
                 <w:sz w:val="20"/>
                 <w:szCs w:val="20"/>
               </w:rPr>
-              <w:t>*</w:t>
+              <w:t>Individual_</w:t>
             </w:r>
             <w:r>
               <w:rPr>
                 <w:sz w:val="20"/>
                 <w:szCs w:val="20"/>
               </w:rPr>
+              <w:t>Channel</w:t>
+            </w:r>
+            <w:r>
+              <w:rPr>
+                <w:sz w:val="20"/>
+                <w:szCs w:val="20"/>
+              </w:rPr>
+              <w:t>_Sales</w:t>
+            </w:r>
+            <w:proofErr w:type="spellEnd"/>
+            <w:r>
+              <w:rPr>
+                <w:sz w:val="20"/>
+                <w:szCs w:val="20"/>
+              </w:rPr>
+              <w:t xml:space="preserve"> / </w:t>
+            </w:r>
+            <w:proofErr w:type="spellStart"/>
+            <w:r>
+              <w:rPr>
+                <w:sz w:val="20"/>
+                <w:szCs w:val="20"/>
+              </w:rPr>
+              <w:t>Total_Sales</w:t>
+            </w:r>
+            <w:proofErr w:type="spellEnd"/>
+            <w:r>
+              <w:rPr>
+                <w:sz w:val="20"/>
+                <w:szCs w:val="20"/>
+              </w:rPr>
+              <w:t xml:space="preserve">) </w:t>
+            </w:r>
+            <w:r>
+              <w:rPr>
+                <w:sz w:val="20"/>
+                <w:szCs w:val="20"/>
+              </w:rPr>
+              <w:t>*</w:t>
+            </w:r>
+            <w:proofErr w:type="gramStart"/>
+            <w:r>
+              <w:rPr>
+                <w:sz w:val="20"/>
+                <w:szCs w:val="20"/>
+              </w:rPr>
               <w:t>100)`</w:t>
             </w:r>
+            <w:proofErr w:type="gramEnd"/>
           </w:p>
         </w:tc>
       </w:tr>
@@ -3862,7 +4106,15 @@
               <w:spacing w:before="40" w:after="40" w:line="240" w:lineRule="auto"/>
             </w:pPr>
             <w:r>
-              <w:t>Primary Value: Yesterday's total sales (`£XX,XXX.XX`).</w:t>
+              <w:t>Primary Value: Yesterday's total sales (`£</w:t>
+            </w:r>
+            <w:proofErr w:type="gramStart"/>
+            <w:r>
+              <w:t>XX,XXX.XX</w:t>
+            </w:r>
+            <w:proofErr w:type="gramEnd"/>
+            <w:r>
+              <w:t>`).</w:t>
             </w:r>
           </w:p>
           <w:p>
@@ -3899,15 +4151,30 @@
               </w:numPr>
               <w:spacing w:before="40" w:after="40" w:line="240" w:lineRule="auto"/>
             </w:pPr>
-            <w:r>
-              <w:t xml:space="preserve">Daily_Avg_Sales = Total_Current_Month_Sales / </w:t>
-            </w:r>
+            <w:proofErr w:type="spellStart"/>
+            <w:r>
+              <w:t>Daily_Avg_Sales</w:t>
+            </w:r>
+            <w:proofErr w:type="spellEnd"/>
+            <w:r>
+              <w:t xml:space="preserve"> = </w:t>
+            </w:r>
+            <w:proofErr w:type="spellStart"/>
+            <w:r>
+              <w:t>Total_Current_Month_Sales</w:t>
+            </w:r>
+            <w:proofErr w:type="spellEnd"/>
+            <w:r>
+              <w:t xml:space="preserve"> / </w:t>
+            </w:r>
+            <w:proofErr w:type="spellStart"/>
             <w:r>
               <w:t>BNS_</w:t>
             </w:r>
             <w:r>
               <w:t>Working_Days</w:t>
             </w:r>
+            <w:proofErr w:type="spellEnd"/>
           </w:p>
           <w:p>
             <w:pPr>
@@ -3918,8 +4185,13 @@
               </w:numPr>
               <w:spacing w:before="40" w:after="40" w:line="240" w:lineRule="auto"/>
             </w:pPr>
-            <w:r>
-              <w:t>Yesterday_Sales = Actual Yesterday Ingested Sales</w:t>
+            <w:proofErr w:type="spellStart"/>
+            <w:r>
+              <w:t>Yesterday_Sales</w:t>
+            </w:r>
+            <w:proofErr w:type="spellEnd"/>
+            <w:r>
+              <w:t xml:space="preserve"> = Actual Yesterday Ingested Sales</w:t>
             </w:r>
           </w:p>
           <w:p>
@@ -3932,8 +4204,21 @@
               <w:spacing w:before="40" w:after="40" w:line="240" w:lineRule="auto"/>
             </w:pPr>
             <w:r>
-              <w:t>Variance = Yesterday_Sales - Daily_Avg_Sales</w:t>
-            </w:r>
+              <w:t xml:space="preserve">Variance = </w:t>
+            </w:r>
+            <w:proofErr w:type="spellStart"/>
+            <w:r>
+              <w:t>Yesterday_Sales</w:t>
+            </w:r>
+            <w:proofErr w:type="spellEnd"/>
+            <w:r>
+              <w:t xml:space="preserve"> - </w:t>
+            </w:r>
+            <w:proofErr w:type="spellStart"/>
+            <w:r>
+              <w:t>Daily_Avg_Sales</w:t>
+            </w:r>
+            <w:proofErr w:type="spellEnd"/>
           </w:p>
           <w:p>
             <w:pPr>
@@ -3946,7 +4231,23 @@
               <w:spacing w:before="40" w:after="40" w:line="240" w:lineRule="auto"/>
             </w:pPr>
             <w:r>
-              <w:t>Visual Rule: If `Yesterday_Sales &gt;= Daily_Avg_Sales`, display green text with up arrow (`</w:t>
+              <w:t>Visual Rule: If `</w:t>
+            </w:r>
+            <w:proofErr w:type="spellStart"/>
+            <w:r>
+              <w:t>Yesterday_Sales</w:t>
+            </w:r>
+            <w:proofErr w:type="spellEnd"/>
+            <w:r>
+              <w:t xml:space="preserve"> &gt;= </w:t>
+            </w:r>
+            <w:proofErr w:type="spellStart"/>
+            <w:r>
+              <w:t>Daily_Avg_Sales</w:t>
+            </w:r>
+            <w:proofErr w:type="spellEnd"/>
+            <w:r>
+              <w:t>`, display green text with up arrow (`</w:t>
             </w:r>
             <w:r>
               <w:rPr>
@@ -3977,14 +4278,13 @@
               <w:spacing w:before="40" w:after="40" w:line="240" w:lineRule="auto"/>
             </w:pPr>
             <w:r>
-              <w:t xml:space="preserve">Source: </w:t>
-            </w:r>
-            <w:r>
-              <w:t>Alert 1029 -&gt; ‘</w:t>
-            </w:r>
+              <w:t>Source: Alert 1029 -&gt; ‘</w:t>
+            </w:r>
+            <w:proofErr w:type="spellStart"/>
             <w:r>
               <w:t>Curr_Sales</w:t>
             </w:r>
+            <w:proofErr w:type="spellEnd"/>
             <w:r>
               <w:t>’ column</w:t>
             </w:r>
@@ -4051,7 +4351,15 @@
               <w:spacing w:before="40" w:after="40" w:line="240" w:lineRule="auto"/>
             </w:pPr>
             <w:r>
-              <w:t>Primary Value: Yesterday's profit (`£XX,XXX.XX`).</w:t>
+              <w:t>Primary Value: Yesterday's profit (`£</w:t>
+            </w:r>
+            <w:proofErr w:type="gramStart"/>
+            <w:r>
+              <w:t>XX,XXX.XX</w:t>
+            </w:r>
+            <w:proofErr w:type="gramEnd"/>
+            <w:r>
+              <w:t>`).</w:t>
             </w:r>
           </w:p>
           <w:p>
@@ -4077,7 +4385,15 @@
               <w:t>▼</w:t>
             </w:r>
             <w:r>
-              <w:t xml:space="preserve"> vs avg </w:t>
+              <w:t xml:space="preserve"> vs </w:t>
+            </w:r>
+            <w:proofErr w:type="spellStart"/>
+            <w:r>
+              <w:t>avg</w:t>
+            </w:r>
+            <w:proofErr w:type="spellEnd"/>
+            <w:r>
+              <w:t xml:space="preserve"> </w:t>
             </w:r>
             <w:r>
               <w:rPr>
@@ -4085,8 +4401,13 @@
               </w:rPr>
               <w:t>£</w:t>
             </w:r>
-            <w:r>
-              <w:t>XX,XXX.XX`.</w:t>
+            <w:proofErr w:type="gramStart"/>
+            <w:r>
+              <w:t>XX,XXX.XX</w:t>
+            </w:r>
+            <w:proofErr w:type="gramEnd"/>
+            <w:r>
+              <w:t>`.</w:t>
             </w:r>
           </w:p>
           <w:p>
@@ -4107,38 +4428,93 @@
             <w:r>
               <w:t xml:space="preserve"> </w:t>
             </w:r>
-            <w:r>
-              <w:t xml:space="preserve">Daily_Avg_Profit = Total_Current_Month_Profit / </w:t>
-            </w:r>
+            <w:proofErr w:type="spellStart"/>
+            <w:r>
+              <w:t>Daily_Avg_Profit</w:t>
+            </w:r>
+            <w:proofErr w:type="spellEnd"/>
+            <w:r>
+              <w:t xml:space="preserve"> = </w:t>
+            </w:r>
+            <w:proofErr w:type="spellStart"/>
+            <w:r>
+              <w:t>Total_Current_Month_Profit</w:t>
+            </w:r>
+            <w:proofErr w:type="spellEnd"/>
+            <w:r>
+              <w:t xml:space="preserve"> / </w:t>
+            </w:r>
+            <w:proofErr w:type="spellStart"/>
             <w:r>
               <w:t>BNS_</w:t>
             </w:r>
             <w:r>
               <w:t>Working_Days</w:t>
             </w:r>
-          </w:p>
-          <w:p>
-            <w:pPr>
-              <w:spacing w:before="40" w:after="40" w:line="240" w:lineRule="auto"/>
-            </w:pPr>
-            <w:r>
-              <w:t>- Yesterday_Profit = Actual Yesterday Ingested Profit</w:t>
-            </w:r>
-          </w:p>
-          <w:p>
-            <w:pPr>
-              <w:spacing w:before="40" w:after="40" w:line="240" w:lineRule="auto"/>
-            </w:pPr>
-            <w:r>
-              <w:t>- `Variance = Yesterday_Profit - Daily_Avg_Profit`</w:t>
-            </w:r>
-          </w:p>
-          <w:p>
-            <w:pPr>
-              <w:spacing w:before="40" w:after="40" w:line="240" w:lineRule="auto"/>
-            </w:pPr>
-            <w:r>
-              <w:t>Visual Rule: If `Yesterday_Profit &gt;= Daily_Avg_Profit`, display green text with up arrow (`</w:t>
+            <w:proofErr w:type="spellEnd"/>
+          </w:p>
+          <w:p>
+            <w:pPr>
+              <w:spacing w:before="40" w:after="40" w:line="240" w:lineRule="auto"/>
+            </w:pPr>
+            <w:r>
+              <w:t xml:space="preserve">- </w:t>
+            </w:r>
+            <w:proofErr w:type="spellStart"/>
+            <w:r>
+              <w:t>Yesterday_Profit</w:t>
+            </w:r>
+            <w:proofErr w:type="spellEnd"/>
+            <w:r>
+              <w:t xml:space="preserve"> = Actual Yesterday Ingested Profit</w:t>
+            </w:r>
+          </w:p>
+          <w:p>
+            <w:pPr>
+              <w:spacing w:before="40" w:after="40" w:line="240" w:lineRule="auto"/>
+            </w:pPr>
+            <w:r>
+              <w:t xml:space="preserve">- `Variance = </w:t>
+            </w:r>
+            <w:proofErr w:type="spellStart"/>
+            <w:r>
+              <w:t>Yesterday_Profit</w:t>
+            </w:r>
+            <w:proofErr w:type="spellEnd"/>
+            <w:r>
+              <w:t xml:space="preserve"> - </w:t>
+            </w:r>
+            <w:proofErr w:type="spellStart"/>
+            <w:r>
+              <w:t>Daily_Avg_Profit</w:t>
+            </w:r>
+            <w:proofErr w:type="spellEnd"/>
+            <w:r>
+              <w:t>`</w:t>
+            </w:r>
+          </w:p>
+          <w:p>
+            <w:pPr>
+              <w:spacing w:before="40" w:after="40" w:line="240" w:lineRule="auto"/>
+            </w:pPr>
+            <w:r>
+              <w:t>Visual Rule: If `</w:t>
+            </w:r>
+            <w:proofErr w:type="spellStart"/>
+            <w:r>
+              <w:t>Yesterday_Profit</w:t>
+            </w:r>
+            <w:proofErr w:type="spellEnd"/>
+            <w:r>
+              <w:t xml:space="preserve"> &gt;= </w:t>
+            </w:r>
+            <w:proofErr w:type="spellStart"/>
+            <w:r>
+              <w:t>Daily_Avg_Profit</w:t>
+            </w:r>
+            <w:proofErr w:type="spellEnd"/>
+            <w:r>
+              <w:t>`, display green text with up arrow (`</w:t>
             </w:r>
             <w:r>
               <w:rPr>
@@ -4272,7 +4648,15 @@
               <w:t>▼</w:t>
             </w:r>
             <w:r>
-              <w:t xml:space="preserve"> vs avg XX.X%`.</w:t>
+              <w:t xml:space="preserve"> vs </w:t>
+            </w:r>
+            <w:proofErr w:type="spellStart"/>
+            <w:r>
+              <w:t>avg</w:t>
+            </w:r>
+            <w:proofErr w:type="spellEnd"/>
+            <w:r>
+              <w:t xml:space="preserve"> XX.X%`.</w:t>
             </w:r>
           </w:p>
           <w:p>
@@ -4300,9 +4684,35 @@
               </w:numPr>
               <w:spacing w:before="40" w:after="40" w:line="240" w:lineRule="auto"/>
             </w:pPr>
-            <w:r>
-              <w:t>Yesterday_Margin_% = (Yesterday_Profit / Yesterday_Sales)  100</w:t>
-            </w:r>
+            <w:proofErr w:type="spellStart"/>
+            <w:r>
+              <w:t>Yesterday_Margin</w:t>
+            </w:r>
+            <w:proofErr w:type="spellEnd"/>
+            <w:r>
+              <w:t>_% = (</w:t>
+            </w:r>
+            <w:proofErr w:type="spellStart"/>
+            <w:r>
+              <w:t>Yesterday_Profit</w:t>
+            </w:r>
+            <w:proofErr w:type="spellEnd"/>
+            <w:r>
+              <w:t xml:space="preserve"> / </w:t>
+            </w:r>
+            <w:proofErr w:type="spellStart"/>
+            <w:r>
+              <w:t>Yesterday_</w:t>
+            </w:r>
+            <w:proofErr w:type="gramStart"/>
+            <w:r>
+              <w:t>Sales</w:t>
+            </w:r>
+            <w:proofErr w:type="spellEnd"/>
+            <w:r>
+              <w:t>)  100</w:t>
+            </w:r>
+            <w:proofErr w:type="gramEnd"/>
           </w:p>
           <w:p>
             <w:pPr>
@@ -4313,9 +4723,35 @@
               </w:numPr>
               <w:spacing w:before="40" w:after="40" w:line="240" w:lineRule="auto"/>
             </w:pPr>
-            <w:r>
-              <w:t>Avg_Margin_% = (Daily_Avg_Profit / Daily_Avg_Sales)  100</w:t>
-            </w:r>
+            <w:proofErr w:type="spellStart"/>
+            <w:r>
+              <w:t>Avg_Margin</w:t>
+            </w:r>
+            <w:proofErr w:type="spellEnd"/>
+            <w:r>
+              <w:t>_% = (</w:t>
+            </w:r>
+            <w:proofErr w:type="spellStart"/>
+            <w:r>
+              <w:t>Daily_Avg_Profit</w:t>
+            </w:r>
+            <w:proofErr w:type="spellEnd"/>
+            <w:r>
+              <w:t xml:space="preserve"> / </w:t>
+            </w:r>
+            <w:proofErr w:type="spellStart"/>
+            <w:r>
+              <w:t>Daily_Avg_</w:t>
+            </w:r>
+            <w:proofErr w:type="gramStart"/>
+            <w:r>
+              <w:t>Sales</w:t>
+            </w:r>
+            <w:proofErr w:type="spellEnd"/>
+            <w:r>
+              <w:t>)  100</w:t>
+            </w:r>
+            <w:proofErr w:type="gramEnd"/>
           </w:p>
           <w:p>
             <w:pPr>
@@ -4328,20 +4764,52 @@
             </w:pPr>
             <w:r>
               <w:lastRenderedPageBreak/>
-              <w:t>Variance_% = Yesterday_Margin_% - Avg_Margin_%</w:t>
-            </w:r>
-          </w:p>
-          <w:p>
-            <w:pPr>
-              <w:spacing w:before="40" w:after="40" w:line="240" w:lineRule="auto"/>
-            </w:pPr>
-          </w:p>
-          <w:p>
-            <w:pPr>
-              <w:spacing w:before="40" w:after="40" w:line="240" w:lineRule="auto"/>
-            </w:pPr>
-            <w:r>
-              <w:t>Visual Rule: If `Yesterday_Margin_% &gt;= Avg_Margin_%`, display green indicator (`</w:t>
+              <w:t xml:space="preserve">Variance_% = </w:t>
+            </w:r>
+            <w:proofErr w:type="spellStart"/>
+            <w:r>
+              <w:t>Yesterday_Margin</w:t>
+            </w:r>
+            <w:proofErr w:type="spellEnd"/>
+            <w:r>
+              <w:t xml:space="preserve">_% - </w:t>
+            </w:r>
+            <w:proofErr w:type="spellStart"/>
+            <w:r>
+              <w:t>Avg_Margin</w:t>
+            </w:r>
+            <w:proofErr w:type="spellEnd"/>
+            <w:r>
+              <w:t>_%</w:t>
+            </w:r>
+          </w:p>
+          <w:p>
+            <w:pPr>
+              <w:spacing w:before="40" w:after="40" w:line="240" w:lineRule="auto"/>
+            </w:pPr>
+          </w:p>
+          <w:p>
+            <w:pPr>
+              <w:spacing w:before="40" w:after="40" w:line="240" w:lineRule="auto"/>
+            </w:pPr>
+            <w:r>
+              <w:t>Visual Rule: If `</w:t>
+            </w:r>
+            <w:proofErr w:type="spellStart"/>
+            <w:r>
+              <w:t>Yesterday_Margin</w:t>
+            </w:r>
+            <w:proofErr w:type="spellEnd"/>
+            <w:r>
+              <w:t xml:space="preserve">_% &gt;= </w:t>
+            </w:r>
+            <w:proofErr w:type="spellStart"/>
+            <w:r>
+              <w:t>Avg_Margin</w:t>
+            </w:r>
+            <w:proofErr w:type="spellEnd"/>
+            <w:r>
+              <w:t>_%`, display green indicator (`</w:t>
             </w:r>
             <w:r>
               <w:rPr>
@@ -4438,8 +4906,21 @@
               <w:spacing w:before="40" w:after="40" w:line="240" w:lineRule="auto"/>
             </w:pPr>
             <w:r>
-              <w:t>Total Accounts: `SUM(Account_Count)`</w:t>
-            </w:r>
+              <w:t>Total Accounts: `SUM(</w:t>
+            </w:r>
+            <w:proofErr w:type="spellStart"/>
+            <w:r>
+              <w:t>Account_</w:t>
+            </w:r>
+            <w:proofErr w:type="gramStart"/>
+            <w:r>
+              <w:t>Count</w:t>
+            </w:r>
+            <w:proofErr w:type="spellEnd"/>
+            <w:r>
+              <w:t>)`</w:t>
+            </w:r>
+            <w:proofErr w:type="gramEnd"/>
           </w:p>
           <w:p>
             <w:pPr>
@@ -4457,8 +4938,37 @@
               <w:t xml:space="preserve"> </w:t>
             </w:r>
             <w:r>
-              <w:t>Sales: `SUM(Yesterday_Sales)` with total variance vs. `SUM(Daily_Avg_Sales)`</w:t>
-            </w:r>
+              <w:t>Sales: `SUM(</w:t>
+            </w:r>
+            <w:proofErr w:type="spellStart"/>
+            <w:r>
+              <w:t>Yesterday_</w:t>
+            </w:r>
+            <w:proofErr w:type="gramStart"/>
+            <w:r>
+              <w:t>Sales</w:t>
+            </w:r>
+            <w:proofErr w:type="spellEnd"/>
+            <w:r>
+              <w:t>)`</w:t>
+            </w:r>
+            <w:proofErr w:type="gramEnd"/>
+            <w:r>
+              <w:t xml:space="preserve"> with total variance vs. `SUM(</w:t>
+            </w:r>
+            <w:proofErr w:type="spellStart"/>
+            <w:r>
+              <w:t>Daily_Avg_</w:t>
+            </w:r>
+            <w:proofErr w:type="gramStart"/>
+            <w:r>
+              <w:t>Sales</w:t>
+            </w:r>
+            <w:proofErr w:type="spellEnd"/>
+            <w:r>
+              <w:t>)`</w:t>
+            </w:r>
+            <w:proofErr w:type="gramEnd"/>
           </w:p>
           <w:p>
             <w:pPr>
@@ -4470,8 +4980,37 @@
               <w:spacing w:before="40" w:after="40" w:line="240" w:lineRule="auto"/>
             </w:pPr>
             <w:r>
-              <w:t>Total Profit: `SUM(Yesterday_Profit)` with total variance vs. `SUM(Daily_Avg_Profit)`</w:t>
-            </w:r>
+              <w:t>Total Profit: `SUM(</w:t>
+            </w:r>
+            <w:proofErr w:type="spellStart"/>
+            <w:r>
+              <w:t>Yesterday_</w:t>
+            </w:r>
+            <w:proofErr w:type="gramStart"/>
+            <w:r>
+              <w:t>Profit</w:t>
+            </w:r>
+            <w:proofErr w:type="spellEnd"/>
+            <w:r>
+              <w:t>)`</w:t>
+            </w:r>
+            <w:proofErr w:type="gramEnd"/>
+            <w:r>
+              <w:t xml:space="preserve"> with total variance vs. `SUM(</w:t>
+            </w:r>
+            <w:proofErr w:type="spellStart"/>
+            <w:r>
+              <w:t>Daily_Avg_</w:t>
+            </w:r>
+            <w:proofErr w:type="gramStart"/>
+            <w:r>
+              <w:t>Profit</w:t>
+            </w:r>
+            <w:proofErr w:type="spellEnd"/>
+            <w:r>
+              <w:t>)`</w:t>
+            </w:r>
+            <w:proofErr w:type="gramEnd"/>
           </w:p>
           <w:p>
             <w:pPr>
@@ -4483,7 +5022,36 @@
               <w:spacing w:before="40" w:after="40" w:line="240" w:lineRule="auto"/>
             </w:pPr>
             <w:r>
-              <w:t>Total Margin: `(Total_Yesterday_Profit / Total_Yesterday_Sales)  100` with variance vs. monthly average.</w:t>
+              <w:t xml:space="preserve">Total Margin: </w:t>
+            </w:r>
+            <w:proofErr w:type="gramStart"/>
+            <w:r>
+              <w:t>`(</w:t>
+            </w:r>
+            <w:proofErr w:type="spellStart"/>
+            <w:proofErr w:type="gramEnd"/>
+            <w:r>
+              <w:t>Total_Yesterday_Profit</w:t>
+            </w:r>
+            <w:proofErr w:type="spellEnd"/>
+            <w:r>
+              <w:t xml:space="preserve"> / </w:t>
+            </w:r>
+            <w:proofErr w:type="spellStart"/>
+            <w:r>
+              <w:t>Total_Yesterday_</w:t>
+            </w:r>
+            <w:proofErr w:type="gramStart"/>
+            <w:r>
+              <w:t>Sales</w:t>
+            </w:r>
+            <w:proofErr w:type="spellEnd"/>
+            <w:r>
+              <w:t>)  100</w:t>
+            </w:r>
+            <w:proofErr w:type="gramEnd"/>
+            <w:r>
+              <w:t>` with variance vs. monthly average.</w:t>
             </w:r>
           </w:p>
         </w:tc>
@@ -4499,16 +5067,7 @@
         <w:pStyle w:val="Heading2"/>
       </w:pPr>
       <w:r>
-        <w:t>5</w:t>
-      </w:r>
-      <w:r>
-        <w:t>.</w:t>
-      </w:r>
-      <w:r>
-        <w:t>3</w:t>
-      </w:r>
-      <w:r>
-        <w:t xml:space="preserve"> </w:t>
+        <w:t xml:space="preserve">5.3 </w:t>
       </w:r>
       <w:r>
         <w:t>Channel</w:t>
@@ -4944,7 +5503,31 @@
               <w:spacing w:before="40" w:after="40" w:line="240" w:lineRule="auto"/>
             </w:pPr>
             <w:r>
-              <w:t>Displays the ordering source name (Avibuyer, Cambrian, Cascade, DC, Dataplast, PharmAssist, Rest PMRs, Telesales, Victoria, Website).</w:t>
+              <w:t>Displays the ordering source name (</w:t>
+            </w:r>
+            <w:proofErr w:type="spellStart"/>
+            <w:r>
+              <w:t>Avibuyer</w:t>
+            </w:r>
+            <w:proofErr w:type="spellEnd"/>
+            <w:r>
+              <w:t xml:space="preserve">, Cambrian, Cascade, DC, </w:t>
+            </w:r>
+            <w:proofErr w:type="spellStart"/>
+            <w:r>
+              <w:t>Dataplast</w:t>
+            </w:r>
+            <w:proofErr w:type="spellEnd"/>
+            <w:r>
+              <w:t xml:space="preserve">, </w:t>
+            </w:r>
+            <w:proofErr w:type="spellStart"/>
+            <w:r>
+              <w:t>PharmAssist</w:t>
+            </w:r>
+            <w:proofErr w:type="spellEnd"/>
+            <w:r>
+              <w:t>, Rest PMRs, Telesales, Victoria, Website).</w:t>
             </w:r>
           </w:p>
         </w:tc>
@@ -5270,11 +5853,24 @@
               <w:spacing w:before="40" w:after="40" w:line="240" w:lineRule="auto"/>
             </w:pPr>
             <w:r>
-              <w:t>Logic: (Source_Sales / Combined_Total_Sales)</w:t>
+              <w:t>Logic: (</w:t>
+            </w:r>
+            <w:proofErr w:type="spellStart"/>
+            <w:r>
+              <w:t>Source_Sales</w:t>
+            </w:r>
+            <w:proofErr w:type="spellEnd"/>
+            <w:r>
+              <w:t xml:space="preserve"> / Combined_Total_</w:t>
+            </w:r>
+            <w:proofErr w:type="gramStart"/>
+            <w:r>
+              <w:t>Sales)</w:t>
             </w:r>
             <w:r>
               <w:t>*</w:t>
             </w:r>
+            <w:proofErr w:type="gramEnd"/>
             <w:r>
               <w:t>100</w:t>
             </w:r>
@@ -5284,10 +5880,7 @@
               <w:spacing w:before="40" w:after="40" w:line="240" w:lineRule="auto"/>
             </w:pPr>
             <w:r>
-              <w:t>Example:</w:t>
-            </w:r>
-            <w:r>
-              <w:t xml:space="preserve"> 42%</w:t>
+              <w:t>Example: 42%</w:t>
             </w:r>
           </w:p>
         </w:tc>
@@ -5407,14 +6000,7 @@
           <w:b/>
           <w:bCs/>
         </w:rPr>
-        <w:t xml:space="preserve">Note: </w:t>
-      </w:r>
-      <w:r>
-        <w:rPr>
-          <w:b/>
-          <w:bCs/>
-        </w:rPr>
-        <w:t>Working Days &amp; Operational Calendar Master</w:t>
+        <w:t>Note: Working Days &amp; Operational Calendar Master</w:t>
       </w:r>
     </w:p>
     <w:p>
@@ -5692,12 +6278,21 @@
         <w:i/>
       </w:rPr>
     </w:pPr>
+    <w:proofErr w:type="spellStart"/>
     <w:r>
       <w:rPr>
         <w:b/>
         <w:i/>
       </w:rPr>
-      <w:t xml:space="preserve">Laxmico Ltd </w:t>
+      <w:t>Laxmico</w:t>
+    </w:r>
+    <w:proofErr w:type="spellEnd"/>
+    <w:r>
+      <w:rPr>
+        <w:b/>
+        <w:i/>
+      </w:rPr>
+      <w:t xml:space="preserve"> Ltd </w:t>
     </w:r>
   </w:p>
   <w:p>
